--- a/Miscellaneous/AI Reference/Archive/2026-04-22 Canvas Reference Guide.docx
+++ b/Miscellaneous/AI Reference/Archive/2026-04-22 Canvas Reference Guide.docx
@@ -2519,7 +2519,7 @@
                 <w:sz w:val="20"/>
                 <w:szCs w:val="20"/>
               </w:rPr>
-              <w:t>Not rendered in older Canvas builds</w:t>
+              <w:t>STRIPPED ENTIRELY by Canvas -- icons and callout layouts using flex collapse or disappear. Use table role="presentation" for all side-by-side layouts including callout boxes with icons. This is the most common cause of missing icons in Canvas pages.</w:t>
             </w:r>
           </w:p>
         </w:tc>
@@ -30428,7 +30428,7 @@
     </w:p>
     <w:p>
       <w:r>
-        <w:t xml:space="preserve">Every callout box in Canvas HTML uses this structure. Replace the fill color, border color, icon stroke color, SVG path data, label text, and content text to match the type. The display:flex layout keeps the icon vertically aligned with the first line of text.</w:t>
+        <w:t xml:space="preserve">Every callout box in Canvas HTML uses this structure. Replace the fill color, border color, icon stroke color, SVG path data, label text, and content text to match the type. The table layout keeps the icon vertically aligned with the first line of text. CRITICAL: Do not use display:flex for this -- Canvas strips flex entirely and the icon will disappear. Use table role="presentation" for all callout box layouts.</w:t>
       </w:r>
     </w:p>
     <w:p/>
@@ -30449,7 +30449,7 @@
           <w:sz w:val="18"/>
           <w:szCs w:val="18"/>
         </w:rPr>
-        <w:t xml:space="preserve">     margin:16px 0; display:flex; align-items:flex-start; gap:12px;</w:t>
+        <w:t xml:space="preserve">  &lt;tr&gt;&lt;td style="width:38px; padding:12px 8px 12px 14px; vertical-align:top;"&gt;</w:t>
       </w:r>
     </w:p>
     <w:p>
